--- a/public/smart-police/forms/บันทึกแจ้งข้อหา.docx
+++ b/public/smart-police/forms/บันทึกแจ้งข้อหา.docx
@@ -1745,7 +1745,7 @@
         <w:szCs w:val="24"/>
         <w:cs/>
       </w:rPr>
-      <w:t>สอบสวน.</w:t>
+      <w:t/>
     </w:r>
     <w:r>
       <w:rPr>
@@ -1756,7 +1756,7 @@
         <w:sz w:val="24"/>
         <w:szCs w:val="24"/>
       </w:rPr>
-      <w:t>com</w:t>
+      <w:t/>
     </w:r>
   </w:p>
 </w:ftr>

--- a/public/smart-police/forms/บันทึกแจ้งข้อหา.docx
+++ b/public/smart-police/forms/บันทึกแจ้งข้อหา.docx
@@ -1710,7 +1710,7 @@
         <w:szCs w:val="32"/>
         <w:cs/>
       </w:rPr>
-      <w:t>(ส ๕๖ - ๒๕)</w:t>
+      <w:t/>
     </w:r>
   </w:p>
 </w:ftr>
